--- a/Progreso1_Examen_Practico_SaludVital_FINAL.docx
+++ b/Progreso1_Examen_Practico_SaludVital_FINAL.docx
@@ -212,10 +212,130 @@
       </w:r>
     </w:p>
     <w:p>
+      <w:pPr>
+        <w:spacing w:after="200"/>
+        <w:jc w:val="center"/>
+        <w:rPr>
+          <w:b/>
+          <w:bCs/>
+        </w:rPr>
+      </w:pPr>
+      <w:proofErr w:type="gramStart"/>
+      <w:r>
+        <w:rPr>
+          <w:b/>
+          <w:bCs/>
+        </w:rPr>
+        <w:t>Link</w:t>
+      </w:r>
+      <w:proofErr w:type="gramEnd"/>
+      <w:r>
+        <w:rPr>
+          <w:b/>
+          <w:bCs/>
+        </w:rPr>
+        <w:t xml:space="preserve"> REPO:</w:t>
+      </w:r>
+    </w:p>
+    <w:p>
+      <w:pPr>
+        <w:spacing w:after="200"/>
+        <w:jc w:val="center"/>
+        <w:rPr>
+          <w:b/>
+          <w:bCs/>
+        </w:rPr>
+      </w:pPr>
+      <w:hyperlink r:id="rId9" w:history="1">
+        <w:r>
+          <w:rPr>
+            <w:rStyle w:val="Hyperlink"/>
+            <w:b/>
+            <w:bCs/>
+          </w:rPr>
+          <w:t>https://github.com/StevenCarrilloLoor/Examen-Practico-progreso-1-integracion-de-sistemas.git</w:t>
+        </w:r>
+      </w:hyperlink>
+    </w:p>
+    <w:p>
+      <w:pPr>
+        <w:spacing w:after="200"/>
+        <w:jc w:val="center"/>
+      </w:pPr>
+      <w:r>
+        <w:rPr>
+          <w:b/>
+          <w:bCs/>
+        </w:rPr>
+        <w:t xml:space="preserve">PD: </w:t>
+      </w:r>
+      <w:hyperlink r:id="rId10" w:tooltip="camel-saludvital" w:history="1">
+        <w:r>
+          <w:rPr>
+            <w:rStyle w:val="Hyperlink"/>
+            <w:b/>
+            <w:bCs/>
+          </w:rPr>
+          <w:t>camel-</w:t>
+        </w:r>
+        <w:proofErr w:type="spellStart"/>
+        <w:r>
+          <w:rPr>
+            <w:rStyle w:val="Hyperlink"/>
+            <w:b/>
+            <w:bCs/>
+          </w:rPr>
+          <w:t>saludvital</w:t>
+        </w:r>
+        <w:proofErr w:type="spellEnd"/>
+      </w:hyperlink>
+      <w:r>
+        <w:rPr>
+          <w:b/>
+          <w:bCs/>
+        </w:rPr>
+        <w:t xml:space="preserve"> </w:t>
+      </w:r>
+      <w:r>
+        <w:t xml:space="preserve">es el nombre del proyecto lo demás, desde de ahí se debe ejecutar, ahí hay un </w:t>
+      </w:r>
+      <w:proofErr w:type="spellStart"/>
+      <w:r>
+        <w:t>readme</w:t>
+      </w:r>
+      <w:proofErr w:type="spellEnd"/>
+      <w:r>
+        <w:t xml:space="preserve"> con las instrucciones </w:t>
+      </w:r>
+      <w:r>
+        <w:t>para la</w:t>
+      </w:r>
+      <w:r>
+        <w:t xml:space="preserve"> ejecución</w:t>
+      </w:r>
+    </w:p>
+    <w:p>
+      <w:pPr>
+        <w:spacing w:after="200"/>
+        <w:jc w:val="center"/>
+      </w:pPr>
+    </w:p>
+    <w:p>
       <w:r>
         <w:br w:type="page"/>
       </w:r>
     </w:p>
+    <w:p>
+      <w:pPr>
+        <w:spacing w:after="200"/>
+        <w:jc w:val="center"/>
+        <w:rPr>
+          <w:b/>
+          <w:bCs/>
+        </w:rPr>
+      </w:pPr>
+    </w:p>
+    <w:p/>
     <w:sdt>
       <w:sdtPr>
         <w:id w:val="-1725206151"/>
@@ -279,7 +399,7 @@
           <w:r>
             <w:fldChar w:fldCharType="separate"/>
           </w:r>
-          <w:hyperlink w:anchor="_Toc227866317" w:history="1">
+          <w:hyperlink w:anchor="_Toc227867882" w:history="1">
             <w:r>
               <w:rPr>
                 <w:rStyle w:val="Hyperlink"/>
@@ -306,7 +426,7 @@
                 <w:noProof/>
                 <w:webHidden/>
               </w:rPr>
-              <w:instrText xml:space="preserve"> PAGEREF _Toc227866317 \h </w:instrText>
+              <w:instrText xml:space="preserve"> PAGEREF _Toc227867882 \h </w:instrText>
             </w:r>
             <w:r>
               <w:rPr>
@@ -326,7 +446,7 @@
                 <w:noProof/>
                 <w:webHidden/>
               </w:rPr>
-              <w:t>2</w:t>
+              <w:t>3</w:t>
             </w:r>
             <w:r>
               <w:rPr>
@@ -350,7 +470,7 @@
               <w14:ligatures w14:val="standardContextual"/>
             </w:rPr>
           </w:pPr>
-          <w:hyperlink w:anchor="_Toc227866318" w:history="1">
+          <w:hyperlink w:anchor="_Toc227867883" w:history="1">
             <w:r>
               <w:rPr>
                 <w:rStyle w:val="Hyperlink"/>
@@ -377,7 +497,7 @@
                 <w:noProof/>
                 <w:webHidden/>
               </w:rPr>
-              <w:instrText xml:space="preserve"> PAGEREF _Toc227866318 \h </w:instrText>
+              <w:instrText xml:space="preserve"> PAGEREF _Toc227867883 \h </w:instrText>
             </w:r>
             <w:r>
               <w:rPr>
@@ -397,7 +517,7 @@
                 <w:noProof/>
                 <w:webHidden/>
               </w:rPr>
-              <w:t>2</w:t>
+              <w:t>3</w:t>
             </w:r>
             <w:r>
               <w:rPr>
@@ -421,7 +541,7 @@
               <w14:ligatures w14:val="standardContextual"/>
             </w:rPr>
           </w:pPr>
-          <w:hyperlink w:anchor="_Toc227866319" w:history="1">
+          <w:hyperlink w:anchor="_Toc227867884" w:history="1">
             <w:r>
               <w:rPr>
                 <w:rStyle w:val="Hyperlink"/>
@@ -448,7 +568,7 @@
                 <w:noProof/>
                 <w:webHidden/>
               </w:rPr>
-              <w:instrText xml:space="preserve"> PAGEREF _Toc227866319 \h </w:instrText>
+              <w:instrText xml:space="preserve"> PAGEREF _Toc227867884 \h </w:instrText>
             </w:r>
             <w:r>
               <w:rPr>
@@ -468,7 +588,7 @@
                 <w:noProof/>
                 <w:webHidden/>
               </w:rPr>
-              <w:t>2</w:t>
+              <w:t>3</w:t>
             </w:r>
             <w:r>
               <w:rPr>
@@ -492,7 +612,7 @@
               <w14:ligatures w14:val="standardContextual"/>
             </w:rPr>
           </w:pPr>
-          <w:hyperlink w:anchor="_Toc227866320" w:history="1">
+          <w:hyperlink w:anchor="_Toc227867885" w:history="1">
             <w:r>
               <w:rPr>
                 <w:rStyle w:val="Hyperlink"/>
@@ -519,7 +639,7 @@
                 <w:noProof/>
                 <w:webHidden/>
               </w:rPr>
-              <w:instrText xml:space="preserve"> PAGEREF _Toc227866320 \h </w:instrText>
+              <w:instrText xml:space="preserve"> PAGEREF _Toc227867885 \h </w:instrText>
             </w:r>
             <w:r>
               <w:rPr>
@@ -539,7 +659,7 @@
                 <w:noProof/>
                 <w:webHidden/>
               </w:rPr>
-              <w:t>3</w:t>
+              <w:t>4</w:t>
             </w:r>
             <w:r>
               <w:rPr>
@@ -563,7 +683,7 @@
               <w14:ligatures w14:val="standardContextual"/>
             </w:rPr>
           </w:pPr>
-          <w:hyperlink w:anchor="_Toc227866321" w:history="1">
+          <w:hyperlink w:anchor="_Toc227867886" w:history="1">
             <w:r>
               <w:rPr>
                 <w:rStyle w:val="Hyperlink"/>
@@ -590,7 +710,7 @@
                 <w:noProof/>
                 <w:webHidden/>
               </w:rPr>
-              <w:instrText xml:space="preserve"> PAGEREF _Toc227866321 \h </w:instrText>
+              <w:instrText xml:space="preserve"> PAGEREF _Toc227867886 \h </w:instrText>
             </w:r>
             <w:r>
               <w:rPr>
@@ -610,7 +730,7 @@
                 <w:noProof/>
                 <w:webHidden/>
               </w:rPr>
-              <w:t>5</w:t>
+              <w:t>6</w:t>
             </w:r>
             <w:r>
               <w:rPr>
@@ -634,7 +754,7 @@
               <w14:ligatures w14:val="standardContextual"/>
             </w:rPr>
           </w:pPr>
-          <w:hyperlink w:anchor="_Toc227866322" w:history="1">
+          <w:hyperlink w:anchor="_Toc227867887" w:history="1">
             <w:r>
               <w:rPr>
                 <w:rStyle w:val="Hyperlink"/>
@@ -661,7 +781,7 @@
                 <w:noProof/>
                 <w:webHidden/>
               </w:rPr>
-              <w:instrText xml:space="preserve"> PAGEREF _Toc227866322 \h </w:instrText>
+              <w:instrText xml:space="preserve"> PAGEREF _Toc227867887 \h </w:instrText>
             </w:r>
             <w:r>
               <w:rPr>
@@ -681,7 +801,7 @@
                 <w:noProof/>
                 <w:webHidden/>
               </w:rPr>
-              <w:t>5</w:t>
+              <w:t>6</w:t>
             </w:r>
             <w:r>
               <w:rPr>
@@ -705,7 +825,7 @@
               <w14:ligatures w14:val="standardContextual"/>
             </w:rPr>
           </w:pPr>
-          <w:hyperlink w:anchor="_Toc227866323" w:history="1">
+          <w:hyperlink w:anchor="_Toc227867888" w:history="1">
             <w:r>
               <w:rPr>
                 <w:rStyle w:val="Hyperlink"/>
@@ -732,7 +852,7 @@
                 <w:noProof/>
                 <w:webHidden/>
               </w:rPr>
-              <w:instrText xml:space="preserve"> PAGEREF _Toc227866323 \h </w:instrText>
+              <w:instrText xml:space="preserve"> PAGEREF _Toc227867888 \h </w:instrText>
             </w:r>
             <w:r>
               <w:rPr>
@@ -752,7 +872,7 @@
                 <w:noProof/>
                 <w:webHidden/>
               </w:rPr>
-              <w:t>5</w:t>
+              <w:t>6</w:t>
             </w:r>
             <w:r>
               <w:rPr>
@@ -776,7 +896,7 @@
               <w14:ligatures w14:val="standardContextual"/>
             </w:rPr>
           </w:pPr>
-          <w:hyperlink w:anchor="_Toc227866324" w:history="1">
+          <w:hyperlink w:anchor="_Toc227867889" w:history="1">
             <w:r>
               <w:rPr>
                 <w:rStyle w:val="Hyperlink"/>
@@ -803,7 +923,7 @@
                 <w:noProof/>
                 <w:webHidden/>
               </w:rPr>
-              <w:instrText xml:space="preserve"> PAGEREF _Toc227866324 \h </w:instrText>
+              <w:instrText xml:space="preserve"> PAGEREF _Toc227867889 \h </w:instrText>
             </w:r>
             <w:r>
               <w:rPr>
@@ -823,7 +943,7 @@
                 <w:noProof/>
                 <w:webHidden/>
               </w:rPr>
-              <w:t>6</w:t>
+              <w:t>7</w:t>
             </w:r>
             <w:r>
               <w:rPr>
@@ -847,7 +967,7 @@
               <w14:ligatures w14:val="standardContextual"/>
             </w:rPr>
           </w:pPr>
-          <w:hyperlink w:anchor="_Toc227866325" w:history="1">
+          <w:hyperlink w:anchor="_Toc227867890" w:history="1">
             <w:r>
               <w:rPr>
                 <w:rStyle w:val="Hyperlink"/>
@@ -874,7 +994,7 @@
                 <w:noProof/>
                 <w:webHidden/>
               </w:rPr>
-              <w:instrText xml:space="preserve"> PAGEREF _Toc227866325 \h </w:instrText>
+              <w:instrText xml:space="preserve"> PAGEREF _Toc227867890 \h </w:instrText>
             </w:r>
             <w:r>
               <w:rPr>
@@ -894,7 +1014,7 @@
                 <w:noProof/>
                 <w:webHidden/>
               </w:rPr>
-              <w:t>6</w:t>
+              <w:t>7</w:t>
             </w:r>
             <w:r>
               <w:rPr>
@@ -918,7 +1038,7 @@
               <w14:ligatures w14:val="standardContextual"/>
             </w:rPr>
           </w:pPr>
-          <w:hyperlink w:anchor="_Toc227866326" w:history="1">
+          <w:hyperlink w:anchor="_Toc227867891" w:history="1">
             <w:r>
               <w:rPr>
                 <w:rStyle w:val="Hyperlink"/>
@@ -945,7 +1065,7 @@
                 <w:noProof/>
                 <w:webHidden/>
               </w:rPr>
-              <w:instrText xml:space="preserve"> PAGEREF _Toc227866326 \h </w:instrText>
+              <w:instrText xml:space="preserve"> PAGEREF _Toc227867891 \h </w:instrText>
             </w:r>
             <w:r>
               <w:rPr>
@@ -965,7 +1085,7 @@
                 <w:noProof/>
                 <w:webHidden/>
               </w:rPr>
-              <w:t>6</w:t>
+              <w:t>7</w:t>
             </w:r>
             <w:r>
               <w:rPr>
@@ -989,7 +1109,7 @@
               <w14:ligatures w14:val="standardContextual"/>
             </w:rPr>
           </w:pPr>
-          <w:hyperlink w:anchor="_Toc227866327" w:history="1">
+          <w:hyperlink w:anchor="_Toc227867892" w:history="1">
             <w:r>
               <w:rPr>
                 <w:rStyle w:val="Hyperlink"/>
@@ -1016,7 +1136,7 @@
                 <w:noProof/>
                 <w:webHidden/>
               </w:rPr>
-              <w:instrText xml:space="preserve"> PAGEREF _Toc227866327 \h </w:instrText>
+              <w:instrText xml:space="preserve"> PAGEREF _Toc227867892 \h </w:instrText>
             </w:r>
             <w:r>
               <w:rPr>
@@ -1036,7 +1156,7 @@
                 <w:noProof/>
                 <w:webHidden/>
               </w:rPr>
-              <w:t>7</w:t>
+              <w:t>8</w:t>
             </w:r>
             <w:r>
               <w:rPr>
@@ -1060,7 +1180,7 @@
               <w14:ligatures w14:val="standardContextual"/>
             </w:rPr>
           </w:pPr>
-          <w:hyperlink w:anchor="_Toc227866328" w:history="1">
+          <w:hyperlink w:anchor="_Toc227867893" w:history="1">
             <w:r>
               <w:rPr>
                 <w:rStyle w:val="Hyperlink"/>
@@ -1087,7 +1207,7 @@
                 <w:noProof/>
                 <w:webHidden/>
               </w:rPr>
-              <w:instrText xml:space="preserve"> PAGEREF _Toc227866328 \h </w:instrText>
+              <w:instrText xml:space="preserve"> PAGEREF _Toc227867893 \h </w:instrText>
             </w:r>
             <w:r>
               <w:rPr>
@@ -1107,7 +1227,7 @@
                 <w:noProof/>
                 <w:webHidden/>
               </w:rPr>
-              <w:t>8</w:t>
+              <w:t>9</w:t>
             </w:r>
             <w:r>
               <w:rPr>
@@ -1131,7 +1251,7 @@
               <w14:ligatures w14:val="standardContextual"/>
             </w:rPr>
           </w:pPr>
-          <w:hyperlink w:anchor="_Toc227866329" w:history="1">
+          <w:hyperlink w:anchor="_Toc227867894" w:history="1">
             <w:r>
               <w:rPr>
                 <w:rStyle w:val="Hyperlink"/>
@@ -1158,7 +1278,7 @@
                 <w:noProof/>
                 <w:webHidden/>
               </w:rPr>
-              <w:instrText xml:space="preserve"> PAGEREF _Toc227866329 \h </w:instrText>
+              <w:instrText xml:space="preserve"> PAGEREF _Toc227867894 \h </w:instrText>
             </w:r>
             <w:r>
               <w:rPr>
@@ -1178,7 +1298,7 @@
                 <w:noProof/>
                 <w:webHidden/>
               </w:rPr>
-              <w:t>8</w:t>
+              <w:t>9</w:t>
             </w:r>
             <w:r>
               <w:rPr>
@@ -1202,7 +1322,7 @@
               <w14:ligatures w14:val="standardContextual"/>
             </w:rPr>
           </w:pPr>
-          <w:hyperlink w:anchor="_Toc227866330" w:history="1">
+          <w:hyperlink w:anchor="_Toc227867895" w:history="1">
             <w:r>
               <w:rPr>
                 <w:rStyle w:val="Hyperlink"/>
@@ -1230,7 +1350,7 @@
                 <w:noProof/>
                 <w:webHidden/>
               </w:rPr>
-              <w:instrText xml:space="preserve"> PAGEREF _Toc227866330 \h </w:instrText>
+              <w:instrText xml:space="preserve"> PAGEREF _Toc227867895 \h </w:instrText>
             </w:r>
             <w:r>
               <w:rPr>
@@ -1250,7 +1370,7 @@
                 <w:noProof/>
                 <w:webHidden/>
               </w:rPr>
-              <w:t>8</w:t>
+              <w:t>9</w:t>
             </w:r>
             <w:r>
               <w:rPr>
@@ -1274,7 +1394,7 @@
               <w14:ligatures w14:val="standardContextual"/>
             </w:rPr>
           </w:pPr>
-          <w:hyperlink w:anchor="_Toc227866331" w:history="1">
+          <w:hyperlink w:anchor="_Toc227867896" w:history="1">
             <w:r>
               <w:rPr>
                 <w:rStyle w:val="Hyperlink"/>
@@ -1301,7 +1421,7 @@
                 <w:noProof/>
                 <w:webHidden/>
               </w:rPr>
-              <w:instrText xml:space="preserve"> PAGEREF _Toc227866331 \h </w:instrText>
+              <w:instrText xml:space="preserve"> PAGEREF _Toc227867896 \h </w:instrText>
             </w:r>
             <w:r>
               <w:rPr>
@@ -1321,7 +1441,7 @@
                 <w:noProof/>
                 <w:webHidden/>
               </w:rPr>
-              <w:t>8</w:t>
+              <w:t>9</w:t>
             </w:r>
             <w:r>
               <w:rPr>
@@ -1345,7 +1465,7 @@
               <w14:ligatures w14:val="standardContextual"/>
             </w:rPr>
           </w:pPr>
-          <w:hyperlink w:anchor="_Toc227866332" w:history="1">
+          <w:hyperlink w:anchor="_Toc227867897" w:history="1">
             <w:r>
               <w:rPr>
                 <w:rStyle w:val="Hyperlink"/>
@@ -1372,7 +1492,7 @@
                 <w:noProof/>
                 <w:webHidden/>
               </w:rPr>
-              <w:instrText xml:space="preserve"> PAGEREF _Toc227866332 \h </w:instrText>
+              <w:instrText xml:space="preserve"> PAGEREF _Toc227867897 \h </w:instrText>
             </w:r>
             <w:r>
               <w:rPr>
@@ -1392,7 +1512,7 @@
                 <w:noProof/>
                 <w:webHidden/>
               </w:rPr>
-              <w:t>9</w:t>
+              <w:t>10</w:t>
             </w:r>
             <w:r>
               <w:rPr>
@@ -1416,7 +1536,7 @@
               <w14:ligatures w14:val="standardContextual"/>
             </w:rPr>
           </w:pPr>
-          <w:hyperlink w:anchor="_Toc227866333" w:history="1">
+          <w:hyperlink w:anchor="_Toc227867898" w:history="1">
             <w:r>
               <w:rPr>
                 <w:rStyle w:val="Hyperlink"/>
@@ -1443,7 +1563,7 @@
                 <w:noProof/>
                 <w:webHidden/>
               </w:rPr>
-              <w:instrText xml:space="preserve"> PAGEREF _Toc227866333 \h </w:instrText>
+              <w:instrText xml:space="preserve"> PAGEREF _Toc227867898 \h </w:instrText>
             </w:r>
             <w:r>
               <w:rPr>
@@ -1463,7 +1583,7 @@
                 <w:noProof/>
                 <w:webHidden/>
               </w:rPr>
-              <w:t>10</w:t>
+              <w:t>11</w:t>
             </w:r>
             <w:r>
               <w:rPr>
@@ -1487,7 +1607,7 @@
               <w14:ligatures w14:val="standardContextual"/>
             </w:rPr>
           </w:pPr>
-          <w:hyperlink w:anchor="_Toc227866334" w:history="1">
+          <w:hyperlink w:anchor="_Toc227867899" w:history="1">
             <w:r>
               <w:rPr>
                 <w:rStyle w:val="Hyperlink"/>
@@ -1514,7 +1634,7 @@
                 <w:noProof/>
                 <w:webHidden/>
               </w:rPr>
-              <w:instrText xml:space="preserve"> PAGEREF _Toc227866334 \h </w:instrText>
+              <w:instrText xml:space="preserve"> PAGEREF _Toc227867899 \h </w:instrText>
             </w:r>
             <w:r>
               <w:rPr>
@@ -1534,7 +1654,7 @@
                 <w:noProof/>
                 <w:webHidden/>
               </w:rPr>
-              <w:t>10</w:t>
+              <w:t>11</w:t>
             </w:r>
             <w:r>
               <w:rPr>
@@ -1558,7 +1678,7 @@
               <w14:ligatures w14:val="standardContextual"/>
             </w:rPr>
           </w:pPr>
-          <w:hyperlink w:anchor="_Toc227866335" w:history="1">
+          <w:hyperlink w:anchor="_Toc227867900" w:history="1">
             <w:r>
               <w:rPr>
                 <w:rStyle w:val="Hyperlink"/>
@@ -1585,7 +1705,7 @@
                 <w:noProof/>
                 <w:webHidden/>
               </w:rPr>
-              <w:instrText xml:space="preserve"> PAGEREF _Toc227866335 \h </w:instrText>
+              <w:instrText xml:space="preserve"> PAGEREF _Toc227867900 \h </w:instrText>
             </w:r>
             <w:r>
               <w:rPr>
@@ -1605,7 +1725,7 @@
                 <w:noProof/>
                 <w:webHidden/>
               </w:rPr>
-              <w:t>10</w:t>
+              <w:t>11</w:t>
             </w:r>
             <w:r>
               <w:rPr>
@@ -1629,7 +1749,7 @@
               <w14:ligatures w14:val="standardContextual"/>
             </w:rPr>
           </w:pPr>
-          <w:hyperlink w:anchor="_Toc227866336" w:history="1">
+          <w:hyperlink w:anchor="_Toc227867901" w:history="1">
             <w:r>
               <w:rPr>
                 <w:rStyle w:val="Hyperlink"/>
@@ -1656,7 +1776,7 @@
                 <w:noProof/>
                 <w:webHidden/>
               </w:rPr>
-              <w:instrText xml:space="preserve"> PAGEREF _Toc227866336 \h </w:instrText>
+              <w:instrText xml:space="preserve"> PAGEREF _Toc227867901 \h </w:instrText>
             </w:r>
             <w:r>
               <w:rPr>
@@ -1676,7 +1796,7 @@
                 <w:noProof/>
                 <w:webHidden/>
               </w:rPr>
-              <w:t>11</w:t>
+              <w:t>12</w:t>
             </w:r>
             <w:r>
               <w:rPr>
@@ -1700,7 +1820,7 @@
               <w14:ligatures w14:val="standardContextual"/>
             </w:rPr>
           </w:pPr>
-          <w:hyperlink w:anchor="_Toc227866337" w:history="1">
+          <w:hyperlink w:anchor="_Toc227867902" w:history="1">
             <w:r>
               <w:rPr>
                 <w:rStyle w:val="Hyperlink"/>
@@ -1727,7 +1847,7 @@
                 <w:noProof/>
                 <w:webHidden/>
               </w:rPr>
-              <w:instrText xml:space="preserve"> PAGEREF _Toc227866337 \h </w:instrText>
+              <w:instrText xml:space="preserve"> PAGEREF _Toc227867902 \h </w:instrText>
             </w:r>
             <w:r>
               <w:rPr>
@@ -1747,7 +1867,220 @@
                 <w:noProof/>
                 <w:webHidden/>
               </w:rPr>
-              <w:t>11</w:t>
+              <w:t>12</w:t>
+            </w:r>
+            <w:r>
+              <w:rPr>
+                <w:noProof/>
+                <w:webHidden/>
+              </w:rPr>
+              <w:fldChar w:fldCharType="end"/>
+            </w:r>
+          </w:hyperlink>
+        </w:p>
+        <w:p>
+          <w:pPr>
+            <w:pStyle w:val="TOC1"/>
+            <w:tabs>
+              <w:tab w:val="right" w:leader="dot" w:pos="9350"/>
+            </w:tabs>
+            <w:rPr>
+              <w:rFonts w:asciiTheme="minorHAnsi" w:eastAsiaTheme="minorEastAsia" w:hAnsiTheme="minorHAnsi" w:cstheme="minorBidi"/>
+              <w:noProof/>
+              <w:kern w:val="2"/>
+              <w14:ligatures w14:val="standardContextual"/>
+            </w:rPr>
+          </w:pPr>
+          <w:hyperlink w:anchor="_Toc227867903" w:history="1">
+            <w:r>
+              <w:rPr>
+                <w:rStyle w:val="Hyperlink"/>
+                <w:noProof/>
+              </w:rPr>
+              <w:t>Capturas de Logs y pruebas</w:t>
+            </w:r>
+            <w:r>
+              <w:rPr>
+                <w:noProof/>
+                <w:webHidden/>
+              </w:rPr>
+              <w:tab/>
+            </w:r>
+            <w:r>
+              <w:rPr>
+                <w:noProof/>
+                <w:webHidden/>
+              </w:rPr>
+              <w:fldChar w:fldCharType="begin"/>
+            </w:r>
+            <w:r>
+              <w:rPr>
+                <w:noProof/>
+                <w:webHidden/>
+              </w:rPr>
+              <w:instrText xml:space="preserve"> PAGEREF _Toc227867903 \h </w:instrText>
+            </w:r>
+            <w:r>
+              <w:rPr>
+                <w:noProof/>
+                <w:webHidden/>
+              </w:rPr>
+            </w:r>
+            <w:r>
+              <w:rPr>
+                <w:noProof/>
+                <w:webHidden/>
+              </w:rPr>
+              <w:fldChar w:fldCharType="separate"/>
+            </w:r>
+            <w:r>
+              <w:rPr>
+                <w:noProof/>
+                <w:webHidden/>
+              </w:rPr>
+              <w:t>13</w:t>
+            </w:r>
+            <w:r>
+              <w:rPr>
+                <w:noProof/>
+                <w:webHidden/>
+              </w:rPr>
+              <w:fldChar w:fldCharType="end"/>
+            </w:r>
+          </w:hyperlink>
+        </w:p>
+        <w:p>
+          <w:pPr>
+            <w:pStyle w:val="TOC2"/>
+            <w:tabs>
+              <w:tab w:val="right" w:leader="dot" w:pos="9350"/>
+            </w:tabs>
+            <w:rPr>
+              <w:rFonts w:asciiTheme="minorHAnsi" w:eastAsiaTheme="minorEastAsia" w:hAnsiTheme="minorHAnsi" w:cstheme="minorBidi"/>
+              <w:noProof/>
+              <w:kern w:val="2"/>
+              <w14:ligatures w14:val="standardContextual"/>
+            </w:rPr>
+          </w:pPr>
+          <w:hyperlink w:anchor="_Toc227867904" w:history="1">
+            <w:r>
+              <w:rPr>
+                <w:rStyle w:val="Hyperlink"/>
+                <w:noProof/>
+              </w:rPr>
+              <w:t>Log build proyecto</w:t>
+            </w:r>
+            <w:r>
+              <w:rPr>
+                <w:noProof/>
+                <w:webHidden/>
+              </w:rPr>
+              <w:tab/>
+            </w:r>
+            <w:r>
+              <w:rPr>
+                <w:noProof/>
+                <w:webHidden/>
+              </w:rPr>
+              <w:fldChar w:fldCharType="begin"/>
+            </w:r>
+            <w:r>
+              <w:rPr>
+                <w:noProof/>
+                <w:webHidden/>
+              </w:rPr>
+              <w:instrText xml:space="preserve"> PAGEREF _Toc227867904 \h </w:instrText>
+            </w:r>
+            <w:r>
+              <w:rPr>
+                <w:noProof/>
+                <w:webHidden/>
+              </w:rPr>
+            </w:r>
+            <w:r>
+              <w:rPr>
+                <w:noProof/>
+                <w:webHidden/>
+              </w:rPr>
+              <w:fldChar w:fldCharType="separate"/>
+            </w:r>
+            <w:r>
+              <w:rPr>
+                <w:noProof/>
+                <w:webHidden/>
+              </w:rPr>
+              <w:t>13</w:t>
+            </w:r>
+            <w:r>
+              <w:rPr>
+                <w:noProof/>
+                <w:webHidden/>
+              </w:rPr>
+              <w:fldChar w:fldCharType="end"/>
+            </w:r>
+          </w:hyperlink>
+        </w:p>
+        <w:p>
+          <w:pPr>
+            <w:pStyle w:val="TOC2"/>
+            <w:tabs>
+              <w:tab w:val="right" w:leader="dot" w:pos="9350"/>
+            </w:tabs>
+            <w:rPr>
+              <w:rFonts w:asciiTheme="minorHAnsi" w:eastAsiaTheme="minorEastAsia" w:hAnsiTheme="minorHAnsi" w:cstheme="minorBidi"/>
+              <w:noProof/>
+              <w:kern w:val="2"/>
+              <w14:ligatures w14:val="standardContextual"/>
+            </w:rPr>
+          </w:pPr>
+          <w:hyperlink w:anchor="_Toc227867905" w:history="1">
+            <w:r>
+              <w:rPr>
+                <w:rStyle w:val="Hyperlink"/>
+                <w:noProof/>
+              </w:rPr>
+              <w:t>Ejecucion de “camel-saludvital”</w:t>
+            </w:r>
+            <w:r>
+              <w:rPr>
+                <w:noProof/>
+                <w:webHidden/>
+              </w:rPr>
+              <w:tab/>
+            </w:r>
+            <w:r>
+              <w:rPr>
+                <w:noProof/>
+                <w:webHidden/>
+              </w:rPr>
+              <w:fldChar w:fldCharType="begin"/>
+            </w:r>
+            <w:r>
+              <w:rPr>
+                <w:noProof/>
+                <w:webHidden/>
+              </w:rPr>
+              <w:instrText xml:space="preserve"> PAGEREF _Toc227867905 \h </w:instrText>
+            </w:r>
+            <w:r>
+              <w:rPr>
+                <w:noProof/>
+                <w:webHidden/>
+              </w:rPr>
+            </w:r>
+            <w:r>
+              <w:rPr>
+                <w:noProof/>
+                <w:webHidden/>
+              </w:rPr>
+              <w:fldChar w:fldCharType="separate"/>
+            </w:r>
+            <w:r>
+              <w:rPr>
+                <w:noProof/>
+                <w:webHidden/>
+              </w:rPr>
+              <w:t>13</w:t>
             </w:r>
             <w:r>
               <w:rPr>
@@ -1781,7 +2114,7 @@
         <w:pStyle w:val="Heading1"/>
       </w:pPr>
       <w:bookmarkStart w:id="0" w:name="_Toc227865472"/>
-      <w:bookmarkStart w:id="1" w:name="_Toc227866317"/>
+      <w:bookmarkStart w:id="1" w:name="_Toc227867882"/>
       <w:r>
         <w:t>Parte 1. Comprensión y análisis del caso</w:t>
       </w:r>
@@ -1793,7 +2126,7 @@
         <w:pStyle w:val="Heading2"/>
       </w:pPr>
       <w:bookmarkStart w:id="2" w:name="_Toc227865473"/>
-      <w:bookmarkStart w:id="3" w:name="_Toc227866318"/>
+      <w:bookmarkStart w:id="3" w:name="_Toc227867883"/>
       <w:r>
         <w:t>1.1 Problema de integración</w:t>
       </w:r>
@@ -1873,7 +2206,7 @@
         <w:pStyle w:val="Heading2"/>
       </w:pPr>
       <w:bookmarkStart w:id="4" w:name="_Toc227865474"/>
-      <w:bookmarkStart w:id="5" w:name="_Toc227866319"/>
+      <w:bookmarkStart w:id="5" w:name="_Toc227867884"/>
       <w:r>
         <w:t>1.2 Justificación del estilo File Transfer</w:t>
       </w:r>
@@ -2027,7 +2360,7 @@
         <w:pStyle w:val="Heading2"/>
       </w:pPr>
       <w:bookmarkStart w:id="6" w:name="_Toc227865475"/>
-      <w:bookmarkStart w:id="7" w:name="_Toc227866320"/>
+      <w:bookmarkStart w:id="7" w:name="_Toc227867885"/>
       <w:r>
         <w:t xml:space="preserve">1.3 Riesgos y limitaciones frente a una solución basada en </w:t>
       </w:r>
@@ -2242,7 +2575,7 @@
         <w:pStyle w:val="Heading1"/>
       </w:pPr>
       <w:bookmarkStart w:id="8" w:name="_Toc227865476"/>
-      <w:bookmarkStart w:id="9" w:name="_Toc227866321"/>
+      <w:bookmarkStart w:id="9" w:name="_Toc227867886"/>
       <w:r>
         <w:lastRenderedPageBreak/>
         <w:t>Parte 2. Diseño de la solución File Transfer</w:t>
@@ -2255,7 +2588,7 @@
         <w:pStyle w:val="Heading2"/>
       </w:pPr>
       <w:bookmarkStart w:id="10" w:name="_Toc227865477"/>
-      <w:bookmarkStart w:id="11" w:name="_Toc227866322"/>
+      <w:bookmarkStart w:id="11" w:name="_Toc227867887"/>
       <w:r>
         <w:t>2.1 Estructura de carpetas</w:t>
       </w:r>
@@ -2828,7 +3161,7 @@
         <w:pStyle w:val="Heading2"/>
       </w:pPr>
       <w:bookmarkStart w:id="12" w:name="_Toc227865478"/>
-      <w:bookmarkStart w:id="13" w:name="_Toc227866323"/>
+      <w:bookmarkStart w:id="13" w:name="_Toc227867888"/>
       <w:r>
         <w:t>2.2 Flujo del archivo</w:t>
       </w:r>
@@ -3096,7 +3429,7 @@
         <w:pStyle w:val="Heading2"/>
       </w:pPr>
       <w:bookmarkStart w:id="14" w:name="_Toc227865480"/>
-      <w:bookmarkStart w:id="15" w:name="_Toc227866324"/>
+      <w:bookmarkStart w:id="15" w:name="_Toc227867889"/>
       <w:r>
         <w:lastRenderedPageBreak/>
         <w:t>2.</w:t>
@@ -3636,7 +3969,7 @@
         <w:pStyle w:val="Heading2"/>
       </w:pPr>
       <w:bookmarkStart w:id="16" w:name="_Toc227865481"/>
-      <w:bookmarkStart w:id="17" w:name="_Toc227866325"/>
+      <w:bookmarkStart w:id="17" w:name="_Toc227867890"/>
       <w:r>
         <w:t>2.</w:t>
       </w:r>
@@ -3722,7 +4055,7 @@
         <w:pStyle w:val="Heading2"/>
       </w:pPr>
       <w:bookmarkStart w:id="18" w:name="_Toc227865482"/>
-      <w:bookmarkStart w:id="19" w:name="_Toc227866326"/>
+      <w:bookmarkStart w:id="19" w:name="_Toc227867891"/>
       <w:r>
         <w:t>2.</w:t>
       </w:r>
@@ -3851,7 +4184,7 @@
         <w:pStyle w:val="Heading2"/>
       </w:pPr>
       <w:bookmarkStart w:id="20" w:name="_Toc227865483"/>
-      <w:bookmarkStart w:id="21" w:name="_Toc227866327"/>
+      <w:bookmarkStart w:id="21" w:name="_Toc227867892"/>
       <w:r>
         <w:t>2.</w:t>
       </w:r>
@@ -3891,7 +4224,7 @@
         <w:pStyle w:val="Heading1"/>
       </w:pPr>
       <w:bookmarkStart w:id="22" w:name="_Toc227865484"/>
-      <w:bookmarkStart w:id="23" w:name="_Toc227866328"/>
+      <w:bookmarkStart w:id="23" w:name="_Toc227867893"/>
       <w:r>
         <w:lastRenderedPageBreak/>
         <w:t>Parte 3. Implementación con Apache Camel</w:t>
@@ -3904,7 +4237,7 @@
         <w:pStyle w:val="Heading2"/>
       </w:pPr>
       <w:bookmarkStart w:id="24" w:name="_Toc227865485"/>
-      <w:bookmarkStart w:id="25" w:name="_Toc227866329"/>
+      <w:bookmarkStart w:id="25" w:name="_Toc227867894"/>
       <w:r>
         <w:t>3.1 Proyecto entregado</w:t>
       </w:r>
@@ -4473,7 +4806,7 @@
         </w:rPr>
       </w:pPr>
       <w:bookmarkStart w:id="26" w:name="_Toc227865486"/>
-      <w:bookmarkStart w:id="27" w:name="_Toc227866330"/>
+      <w:bookmarkStart w:id="27" w:name="_Toc227867895"/>
       <w:r>
         <w:rPr>
           <w:lang w:val="en-US"/>
@@ -4909,7 +5242,7 @@
         <w:pStyle w:val="Heading2"/>
       </w:pPr>
       <w:bookmarkStart w:id="28" w:name="_Toc227865487"/>
-      <w:bookmarkStart w:id="29" w:name="_Toc227866331"/>
+      <w:bookmarkStart w:id="29" w:name="_Toc227867896"/>
       <w:r>
         <w:t>3.3 Evidencia técnica</w:t>
       </w:r>
@@ -5664,7 +5997,7 @@
         <w:pStyle w:val="Heading2"/>
       </w:pPr>
       <w:bookmarkStart w:id="30" w:name="_Toc227865488"/>
-      <w:bookmarkStart w:id="31" w:name="_Toc227866332"/>
+      <w:bookmarkStart w:id="31" w:name="_Toc227867897"/>
       <w:r>
         <w:t>3.4 Evidencia de ejecución</w:t>
       </w:r>
@@ -6376,7 +6709,7 @@
         <w:pStyle w:val="Heading1"/>
       </w:pPr>
       <w:bookmarkStart w:id="32" w:name="_Toc227865489"/>
-      <w:bookmarkStart w:id="33" w:name="_Toc227866333"/>
+      <w:bookmarkStart w:id="33" w:name="_Toc227867898"/>
       <w:r>
         <w:lastRenderedPageBreak/>
         <w:t>Parte 4. Evolución futura del proceso mediante API</w:t>
@@ -6389,7 +6722,7 @@
         <w:pStyle w:val="Heading2"/>
       </w:pPr>
       <w:bookmarkStart w:id="34" w:name="_Toc227865490"/>
-      <w:bookmarkStart w:id="35" w:name="_Toc227866334"/>
+      <w:bookmarkStart w:id="35" w:name="_Toc227867899"/>
       <w:r>
         <w:t>4.1 Propuesta de mejora</w:t>
       </w:r>
@@ -6476,7 +6809,7 @@
         <w:pStyle w:val="Heading2"/>
       </w:pPr>
       <w:bookmarkStart w:id="36" w:name="_Toc227865491"/>
-      <w:bookmarkStart w:id="37" w:name="_Toc227866335"/>
+      <w:bookmarkStart w:id="37" w:name="_Toc227867900"/>
       <w:r>
         <w:t>4.2 Diseño de la API REST</w:t>
       </w:r>
@@ -8270,7 +8603,7 @@
         <w:pStyle w:val="Heading2"/>
       </w:pPr>
       <w:bookmarkStart w:id="38" w:name="_Toc227865492"/>
-      <w:bookmarkStart w:id="39" w:name="_Toc227866336"/>
+      <w:bookmarkStart w:id="39" w:name="_Toc227867901"/>
       <w:r>
         <w:t xml:space="preserve">4.3 Contrato </w:t>
       </w:r>
@@ -9062,7 +9395,7 @@
         <w:pStyle w:val="Heading2"/>
       </w:pPr>
       <w:bookmarkStart w:id="40" w:name="_Toc227865493"/>
-      <w:bookmarkStart w:id="41" w:name="_Toc227866337"/>
+      <w:bookmarkStart w:id="41" w:name="_Toc227867902"/>
       <w:r>
         <w:t>4.4 Conclusión</w:t>
       </w:r>
@@ -9107,14 +9440,17 @@
       <w:pPr>
         <w:pStyle w:val="Heading1"/>
       </w:pPr>
+      <w:bookmarkStart w:id="42" w:name="_Toc227867903"/>
       <w:r>
         <w:t>Capturas de Logs y pruebas</w:t>
       </w:r>
+      <w:bookmarkEnd w:id="42"/>
     </w:p>
     <w:p>
       <w:pPr>
         <w:pStyle w:val="Heading2"/>
       </w:pPr>
+      <w:bookmarkStart w:id="43" w:name="_Toc227867904"/>
       <w:r>
         <w:t xml:space="preserve">Log </w:t>
       </w:r>
@@ -9126,6 +9462,7 @@
       <w:r>
         <w:t xml:space="preserve"> proyecto</w:t>
       </w:r>
+      <w:bookmarkEnd w:id="43"/>
     </w:p>
     <w:p>
       <w:r>
@@ -9145,7 +9482,7 @@
                     <pic:cNvPicPr/>
                   </pic:nvPicPr>
                   <pic:blipFill>
-                    <a:blip r:embed="rId9"/>
+                    <a:blip r:embed="rId11"/>
                     <a:stretch>
                       <a:fillRect/>
                     </a:stretch>
@@ -9171,13 +9508,33 @@
       <w:pPr>
         <w:pStyle w:val="Heading2"/>
       </w:pPr>
-      <w:proofErr w:type="spellStart"/>
+      <w:bookmarkStart w:id="44" w:name="_Toc227867905"/>
+      <w:proofErr w:type="spellStart"/>
+      <w:r>
+        <w:t>Ejecucion</w:t>
+      </w:r>
+      <w:proofErr w:type="spellEnd"/>
+      <w:r>
+        <w:t xml:space="preserve"> de “</w:t>
+      </w:r>
+      <w:hyperlink r:id="rId12" w:tooltip="camel-saludvital" w:history="1">
+        <w:r>
+          <w:t>camel-</w:t>
+        </w:r>
+        <w:proofErr w:type="spellStart"/>
+        <w:r>
+          <w:t>saludvital</w:t>
+        </w:r>
+        <w:proofErr w:type="spellEnd"/>
+      </w:hyperlink>
+      <w:r>
+        <w:t>”</w:t>
+      </w:r>
+      <w:bookmarkEnd w:id="44"/>
+    </w:p>
+    <w:p>
       <w:r>
         <w:lastRenderedPageBreak/>
-        <w:t>Ejecucion</w:t>
-      </w:r>
-      <w:proofErr w:type="spellEnd"/>
-      <w:r>
         <w:br/>
       </w:r>
       <w:r>
@@ -9197,7 +9554,7 @@
                     <pic:cNvPicPr/>
                   </pic:nvPicPr>
                   <pic:blipFill>
-                    <a:blip r:embed="rId10"/>
+                    <a:blip r:embed="rId13"/>
                     <a:stretch>
                       <a:fillRect/>
                     </a:stretch>
@@ -9238,8 +9595,8 @@
       </w:pPr>
     </w:p>
     <w:sectPr>
-      <w:headerReference w:type="default" r:id="rId11"/>
-      <w:footerReference w:type="default" r:id="rId12"/>
+      <w:headerReference w:type="default" r:id="rId14"/>
+      <w:footerReference w:type="default" r:id="rId15"/>
       <w:pgSz w:w="12240" w:h="15840"/>
       <w:pgMar w:top="1440" w:right="1440" w:bottom="1440" w:left="1440" w:header="708" w:footer="708" w:gutter="0"/>
       <w:cols w:space="720"/>
@@ -10108,7 +10465,6 @@
   <w:style w:type="character" w:default="1" w:styleId="DefaultParagraphFont">
     <w:name w:val="Default Paragraph Font"/>
     <w:uiPriority w:val="1"/>
-    <w:semiHidden/>
     <w:unhideWhenUsed/>
   </w:style>
   <w:style w:type="table" w:default="1" w:styleId="TableNormal">
@@ -10269,6 +10625,18 @@
       <w:bCs w:val="0"/>
       <w:color w:val="0F4761" w:themeColor="accent1" w:themeShade="BF"/>
       <w:lang w:val="en-US" w:eastAsia="en-US"/>
+    </w:rPr>
+  </w:style>
+  <w:style w:type="character" w:styleId="UnresolvedMention">
+    <w:name w:val="Unresolved Mention"/>
+    <w:basedOn w:val="DefaultParagraphFont"/>
+    <w:uiPriority w:val="99"/>
+    <w:semiHidden/>
+    <w:unhideWhenUsed/>
+    <w:rsid w:val="00DE3E12"/>
+    <w:rPr>
+      <w:color w:val="605E5C"/>
+      <w:shd w:val="clear" w:color="auto" w:fill="E1DFDD"/>
     </w:rPr>
   </w:style>
 </w:styles>
